--- a/Reportes/FC_GarantiaP_OP.docx
+++ b/Reportes/FC_GarantiaP_OP.docx
@@ -41,7 +41,7 @@
           <w:sz w:val="20"/>
           <w:szCs w:val="20"/>
         </w:rPr>
-        <w:t>1custom.</w:t>
+        <w:t/>
       </w:r>
       <w:r>
         <w:rPr>
